--- a/Documentos Base/Sprint 9 documentacion/Sprint_09_Informe_Pruebas_ICARO.docx
+++ b/Documentos Base/Sprint 9 documentacion/Sprint_09_Informe_Pruebas_ICARO.docx
@@ -2965,7 +2965,25 @@
                 <w:sz w:val="14"/>
                 <w:szCs w:val="14"/>
               </w:rPr>
-              <w:t xml:space="preserve">GET materiales-disponibles sin token → 401 </w:t>
+              <w:t xml:space="preserve">GET materiales-disponibles sin token </w:t>
+            </w:r>
+            <w:r>
+              <w:rPr>
+                <w:rFonts w:ascii="Calibri" w:hAnsi="Calibri"/>
+                <w:color w:val="000000"/>
+                <w:sz w:val="14"/>
+                <w:szCs w:val="14"/>
+              </w:rPr>
+              <w:t>,</w:t>
+            </w:r>
+            <w:r>
+              <w:rPr>
+                <w:rFonts w:ascii="Calibri" w:hAnsi="Calibri"/>
+                <w:color w:val="000000"/>
+                <w:sz w:val="14"/>
+                <w:szCs w:val="14"/>
+              </w:rPr>
+              <w:t xml:space="preserve"> 401 </w:t>
             </w:r>
             <w:proofErr w:type="spellStart"/>
             <w:r>
@@ -3292,7 +3310,25 @@
                 <w:sz w:val="14"/>
                 <w:szCs w:val="14"/>
               </w:rPr>
-              <w:t xml:space="preserve">GET materiales-disponibles con Residente → pasa RBAC (200/403/404/500). Si 200: </w:t>
+              <w:t xml:space="preserve">GET materiales-disponibles con Residente </w:t>
+            </w:r>
+            <w:r>
+              <w:rPr>
+                <w:rFonts w:ascii="Calibri" w:hAnsi="Calibri"/>
+                <w:color w:val="000000"/>
+                <w:sz w:val="14"/>
+                <w:szCs w:val="14"/>
+              </w:rPr>
+              <w:t>,</w:t>
+            </w:r>
+            <w:r>
+              <w:rPr>
+                <w:rFonts w:ascii="Calibri" w:hAnsi="Calibri"/>
+                <w:color w:val="000000"/>
+                <w:sz w:val="14"/>
+                <w:szCs w:val="14"/>
+              </w:rPr>
+              <w:t xml:space="preserve"> pasa RBAC (200/403/404/500). Si 200: </w:t>
             </w:r>
             <w:proofErr w:type="spellStart"/>
             <w:r>
@@ -3659,7 +3695,25 @@
                 <w:sz w:val="14"/>
                 <w:szCs w:val="14"/>
               </w:rPr>
-              <w:t>GET materiales-disponibles con Admin → 200/404/500 (no 401, no 403)</w:t>
+              <w:t xml:space="preserve">GET materiales-disponibles con Admin </w:t>
+            </w:r>
+            <w:r>
+              <w:rPr>
+                <w:rFonts w:ascii="Calibri" w:hAnsi="Calibri"/>
+                <w:color w:val="000000"/>
+                <w:sz w:val="14"/>
+                <w:szCs w:val="14"/>
+              </w:rPr>
+              <w:t>,</w:t>
+            </w:r>
+            <w:r>
+              <w:rPr>
+                <w:rFonts w:ascii="Calibri" w:hAnsi="Calibri"/>
+                <w:color w:val="000000"/>
+                <w:sz w:val="14"/>
+                <w:szCs w:val="14"/>
+              </w:rPr>
+              <w:t xml:space="preserve"> 200/404/500 (no 401, no 403)</w:t>
             </w:r>
           </w:p>
         </w:tc>
@@ -3985,7 +4039,25 @@
                 <w:szCs w:val="14"/>
               </w:rPr>
               <w:lastRenderedPageBreak/>
-              <w:t>o → pasa RBAC (200/403/404/500)</w:t>
+              <w:t xml:space="preserve">o </w:t>
+            </w:r>
+            <w:r>
+              <w:rPr>
+                <w:rFonts w:ascii="Calibri" w:hAnsi="Calibri"/>
+                <w:color w:val="000000"/>
+                <w:sz w:val="14"/>
+                <w:szCs w:val="14"/>
+              </w:rPr>
+              <w:t>,</w:t>
+            </w:r>
+            <w:r>
+              <w:rPr>
+                <w:rFonts w:ascii="Calibri" w:hAnsi="Calibri"/>
+                <w:color w:val="000000"/>
+                <w:sz w:val="14"/>
+                <w:szCs w:val="14"/>
+              </w:rPr>
+              <w:t xml:space="preserve"> pasa RBAC (200/403/404/500)</w:t>
             </w:r>
           </w:p>
         </w:tc>
@@ -4297,7 +4369,25 @@
                 <w:sz w:val="14"/>
                 <w:szCs w:val="14"/>
               </w:rPr>
-              <w:t>GET materiales-disponibles con Contador → pasa RBAC (200/403/404/500)</w:t>
+              <w:t xml:space="preserve">GET materiales-disponibles con Contador </w:t>
+            </w:r>
+            <w:r>
+              <w:rPr>
+                <w:rFonts w:ascii="Calibri" w:hAnsi="Calibri"/>
+                <w:color w:val="000000"/>
+                <w:sz w:val="14"/>
+                <w:szCs w:val="14"/>
+              </w:rPr>
+              <w:t>,</w:t>
+            </w:r>
+            <w:r>
+              <w:rPr>
+                <w:rFonts w:ascii="Calibri" w:hAnsi="Calibri"/>
+                <w:color w:val="000000"/>
+                <w:sz w:val="14"/>
+                <w:szCs w:val="14"/>
+              </w:rPr>
+              <w:t xml:space="preserve"> pasa RBAC (200/403/404/500)</w:t>
             </w:r>
           </w:p>
         </w:tc>
@@ -4597,7 +4687,25 @@
                 <w:sz w:val="14"/>
                 <w:szCs w:val="14"/>
               </w:rPr>
-              <w:t xml:space="preserve">POST consumir sin token → 401 </w:t>
+              <w:t xml:space="preserve">POST consumir sin token </w:t>
+            </w:r>
+            <w:r>
+              <w:rPr>
+                <w:rFonts w:ascii="Calibri" w:hAnsi="Calibri"/>
+                <w:color w:val="000000"/>
+                <w:sz w:val="14"/>
+                <w:szCs w:val="14"/>
+              </w:rPr>
+              <w:t>,</w:t>
+            </w:r>
+            <w:r>
+              <w:rPr>
+                <w:rFonts w:ascii="Calibri" w:hAnsi="Calibri"/>
+                <w:color w:val="000000"/>
+                <w:sz w:val="14"/>
+                <w:szCs w:val="14"/>
+              </w:rPr>
+              <w:t xml:space="preserve"> 401 </w:t>
             </w:r>
             <w:proofErr w:type="spellStart"/>
             <w:r>
@@ -4924,7 +5032,25 @@
                 <w:sz w:val="14"/>
                 <w:szCs w:val="14"/>
               </w:rPr>
-              <w:t xml:space="preserve">POST consumir con Bodeguero → 403 </w:t>
+              <w:t xml:space="preserve">POST consumir con Bodeguero </w:t>
+            </w:r>
+            <w:r>
+              <w:rPr>
+                <w:rFonts w:ascii="Calibri" w:hAnsi="Calibri"/>
+                <w:color w:val="000000"/>
+                <w:sz w:val="14"/>
+                <w:szCs w:val="14"/>
+              </w:rPr>
+              <w:t>,</w:t>
+            </w:r>
+            <w:r>
+              <w:rPr>
+                <w:rFonts w:ascii="Calibri" w:hAnsi="Calibri"/>
+                <w:color w:val="000000"/>
+                <w:sz w:val="14"/>
+                <w:szCs w:val="14"/>
+              </w:rPr>
+              <w:t xml:space="preserve"> 403 </w:t>
             </w:r>
             <w:proofErr w:type="spellStart"/>
             <w:r>
@@ -5280,7 +5406,25 @@
                 <w:sz w:val="14"/>
                 <w:szCs w:val="14"/>
               </w:rPr>
-              <w:t xml:space="preserve">POST consumir con Contador → 403 </w:t>
+              <w:t xml:space="preserve">POST consumir con Contador </w:t>
+            </w:r>
+            <w:r>
+              <w:rPr>
+                <w:rFonts w:ascii="Calibri" w:hAnsi="Calibri"/>
+                <w:color w:val="000000"/>
+                <w:sz w:val="14"/>
+                <w:szCs w:val="14"/>
+              </w:rPr>
+              <w:t>,</w:t>
+            </w:r>
+            <w:r>
+              <w:rPr>
+                <w:rFonts w:ascii="Calibri" w:hAnsi="Calibri"/>
+                <w:color w:val="000000"/>
+                <w:sz w:val="14"/>
+                <w:szCs w:val="14"/>
+              </w:rPr>
+              <w:t xml:space="preserve"> 403 </w:t>
             </w:r>
             <w:proofErr w:type="spellStart"/>
             <w:r>
@@ -5652,7 +5796,25 @@
                 <w:sz w:val="14"/>
                 <w:szCs w:val="14"/>
               </w:rPr>
-              <w:t xml:space="preserve">POST consumir con Presidente/Gerente → 403 </w:t>
+              <w:t xml:space="preserve">POST consumir con Presidente/Gerente </w:t>
+            </w:r>
+            <w:r>
+              <w:rPr>
+                <w:rFonts w:ascii="Calibri" w:hAnsi="Calibri"/>
+                <w:color w:val="000000"/>
+                <w:sz w:val="14"/>
+                <w:szCs w:val="14"/>
+              </w:rPr>
+              <w:t>,</w:t>
+            </w:r>
+            <w:r>
+              <w:rPr>
+                <w:rFonts w:ascii="Calibri" w:hAnsi="Calibri"/>
+                <w:color w:val="000000"/>
+                <w:sz w:val="14"/>
+                <w:szCs w:val="14"/>
+              </w:rPr>
+              <w:t xml:space="preserve"> 403 </w:t>
             </w:r>
             <w:proofErr w:type="spellStart"/>
             <w:r>
@@ -6008,7 +6170,25 @@
                 <w:sz w:val="14"/>
                 <w:szCs w:val="14"/>
               </w:rPr>
-              <w:t>POST consumir con Admin sin body → 400 (campos obligatorios). No 401, no 403</w:t>
+              <w:t xml:space="preserve">POST consumir con Admin sin body </w:t>
+            </w:r>
+            <w:r>
+              <w:rPr>
+                <w:rFonts w:ascii="Calibri" w:hAnsi="Calibri"/>
+                <w:color w:val="000000"/>
+                <w:sz w:val="14"/>
+                <w:szCs w:val="14"/>
+              </w:rPr>
+              <w:t>,</w:t>
+            </w:r>
+            <w:r>
+              <w:rPr>
+                <w:rFonts w:ascii="Calibri" w:hAnsi="Calibri"/>
+                <w:color w:val="000000"/>
+                <w:sz w:val="14"/>
+                <w:szCs w:val="14"/>
+              </w:rPr>
+              <w:t xml:space="preserve"> 400 (campos obligatorios). No 401, no 403</w:t>
             </w:r>
           </w:p>
         </w:tc>
@@ -6324,7 +6504,25 @@
                 <w:sz w:val="14"/>
                 <w:szCs w:val="14"/>
               </w:rPr>
-              <w:t xml:space="preserve">POST consumir con Residente + body válido → pasa RBAC </w:t>
+              <w:t xml:space="preserve">POST consumir con Residente + body válido </w:t>
+            </w:r>
+            <w:r>
+              <w:rPr>
+                <w:rFonts w:ascii="Calibri" w:hAnsi="Calibri"/>
+                <w:color w:val="000000"/>
+                <w:sz w:val="14"/>
+                <w:szCs w:val="14"/>
+              </w:rPr>
+              <w:t>,</w:t>
+            </w:r>
+            <w:r>
+              <w:rPr>
+                <w:rFonts w:ascii="Calibri" w:hAnsi="Calibri"/>
+                <w:color w:val="000000"/>
+                <w:sz w:val="14"/>
+                <w:szCs w:val="14"/>
+              </w:rPr>
+              <w:t xml:space="preserve"> pasa RBAC (200/201/</w:t>
             </w:r>
             <w:r>
               <w:rPr>
@@ -6334,7 +6532,7 @@
                 <w:szCs w:val="14"/>
               </w:rPr>
               <w:lastRenderedPageBreak/>
-              <w:t>(200/201/403/404/422/500, no 401)</w:t>
+              <w:t>403/404/422/500, no 401)</w:t>
             </w:r>
           </w:p>
         </w:tc>
@@ -6385,7 +6583,7 @@
                 <w:sz w:val="14"/>
                 <w:szCs w:val="14"/>
               </w:rPr>
-              <w:t xml:space="preserve">Servidor levantado. Token Residente válido. Body de consumo completo. Proyecto e </w:t>
+              <w:t xml:space="preserve">Servidor levantado. Token Residente válido. Body de consumo completo. Proyecto e idMaterial de </w:t>
             </w:r>
             <w:r>
               <w:rPr>
@@ -6393,7 +6591,7 @@
                 <w:szCs w:val="14"/>
               </w:rPr>
               <w:lastRenderedPageBreak/>
-              <w:t>idMaterial de prueba definidos.</w:t>
+              <w:t>prueba definidos.</w:t>
             </w:r>
           </w:p>
         </w:tc>
@@ -6483,8 +6681,15 @@
                 <w:sz w:val="14"/>
                 <w:szCs w:val="14"/>
               </w:rPr>
+              <w:t xml:space="preserve">4. Confirmar respuesta </w:t>
+            </w:r>
+            <w:r>
+              <w:rPr>
+                <w:sz w:val="14"/>
+                <w:szCs w:val="14"/>
+              </w:rPr>
               <w:lastRenderedPageBreak/>
-              <w:t>4. Confirmar respuesta controlada 200, 201, 403, 404, 422 o 500 según acceso, stock y BD.</w:t>
+              <w:t>controlada 200, 201, 403, 404, 422 o 500 según acceso, stock y BD.</w:t>
             </w:r>
           </w:p>
         </w:tc>
@@ -6662,7 +6867,25 @@
                 <w:sz w:val="14"/>
                 <w:szCs w:val="14"/>
               </w:rPr>
-              <w:t>POST consumir con cantidad=-10 → 400 Bad Request</w:t>
+              <w:t xml:space="preserve">POST consumir con cantidad=-10 </w:t>
+            </w:r>
+            <w:r>
+              <w:rPr>
+                <w:rFonts w:ascii="Calibri" w:hAnsi="Calibri"/>
+                <w:color w:val="000000"/>
+                <w:sz w:val="14"/>
+                <w:szCs w:val="14"/>
+              </w:rPr>
+              <w:t>,</w:t>
+            </w:r>
+            <w:r>
+              <w:rPr>
+                <w:rFonts w:ascii="Calibri" w:hAnsi="Calibri"/>
+                <w:color w:val="000000"/>
+                <w:sz w:val="14"/>
+                <w:szCs w:val="14"/>
+              </w:rPr>
+              <w:t xml:space="preserve"> 400 Bad Request</w:t>
             </w:r>
           </w:p>
         </w:tc>
@@ -6978,7 +7201,25 @@
                 <w:sz w:val="14"/>
                 <w:szCs w:val="14"/>
               </w:rPr>
-              <w:t>POST consumir con cantidad=0 → 400 Bad Request</w:t>
+              <w:t xml:space="preserve">POST consumir con cantidad=0 </w:t>
+            </w:r>
+            <w:r>
+              <w:rPr>
+                <w:rFonts w:ascii="Calibri" w:hAnsi="Calibri"/>
+                <w:color w:val="000000"/>
+                <w:sz w:val="14"/>
+                <w:szCs w:val="14"/>
+              </w:rPr>
+              <w:t>,</w:t>
+            </w:r>
+            <w:r>
+              <w:rPr>
+                <w:rFonts w:ascii="Calibri" w:hAnsi="Calibri"/>
+                <w:color w:val="000000"/>
+                <w:sz w:val="14"/>
+                <w:szCs w:val="14"/>
+              </w:rPr>
+              <w:t xml:space="preserve"> 400 Bad Request</w:t>
             </w:r>
           </w:p>
         </w:tc>
@@ -7278,7 +7519,25 @@
                 <w:sz w:val="14"/>
                 <w:szCs w:val="14"/>
               </w:rPr>
-              <w:t>CA HU-S9-3: stock insuficiente → lanza 422 STOCK_INSUFICIENTE (</w:t>
+              <w:t xml:space="preserve">CA HU-S9-3: stock insuficiente </w:t>
+            </w:r>
+            <w:r>
+              <w:rPr>
+                <w:rFonts w:ascii="Calibri" w:hAnsi="Calibri"/>
+                <w:color w:val="000000"/>
+                <w:sz w:val="14"/>
+                <w:szCs w:val="14"/>
+              </w:rPr>
+              <w:t>,</w:t>
+            </w:r>
+            <w:r>
+              <w:rPr>
+                <w:rFonts w:ascii="Calibri" w:hAnsi="Calibri"/>
+                <w:color w:val="000000"/>
+                <w:sz w:val="14"/>
+                <w:szCs w:val="14"/>
+              </w:rPr>
+              <w:t xml:space="preserve"> lanza 422 STOCK_INSUFICIENTE (</w:t>
             </w:r>
             <w:proofErr w:type="spellStart"/>
             <w:r>
@@ -7764,7 +8023,25 @@
                 <w:sz w:val="14"/>
                 <w:szCs w:val="14"/>
               </w:rPr>
-              <w:t>CA HU-S9-3: proyecto ajeno (sin asignación) → lanza 403 PROYECTO_NO_AUTORIZADO (</w:t>
+              <w:t xml:space="preserve">CA HU-S9-3: proyecto ajeno (sin asignación) </w:t>
+            </w:r>
+            <w:r>
+              <w:rPr>
+                <w:rFonts w:ascii="Calibri" w:hAnsi="Calibri"/>
+                <w:color w:val="000000"/>
+                <w:sz w:val="14"/>
+                <w:szCs w:val="14"/>
+              </w:rPr>
+              <w:t>,</w:t>
+            </w:r>
+            <w:r>
+              <w:rPr>
+                <w:rFonts w:ascii="Calibri" w:hAnsi="Calibri"/>
+                <w:color w:val="000000"/>
+                <w:sz w:val="14"/>
+                <w:szCs w:val="14"/>
+              </w:rPr>
+              <w:t xml:space="preserve"> lanza 403 PROYECTO_NO_AUTORIZADO (</w:t>
             </w:r>
             <w:proofErr w:type="spellStart"/>
             <w:r>
@@ -8743,7 +9020,25 @@
                 <w:sz w:val="14"/>
                 <w:szCs w:val="14"/>
               </w:rPr>
-              <w:t>: cantidad=-5 → lanza 400 (sin BD)</w:t>
+              <w:t xml:space="preserve">: cantidad=-5 </w:t>
+            </w:r>
+            <w:r>
+              <w:rPr>
+                <w:rFonts w:ascii="Calibri" w:hAnsi="Calibri"/>
+                <w:color w:val="000000"/>
+                <w:sz w:val="14"/>
+                <w:szCs w:val="14"/>
+              </w:rPr>
+              <w:t>,</w:t>
+            </w:r>
+            <w:r>
+              <w:rPr>
+                <w:rFonts w:ascii="Calibri" w:hAnsi="Calibri"/>
+                <w:color w:val="000000"/>
+                <w:sz w:val="14"/>
+                <w:szCs w:val="14"/>
+              </w:rPr>
+              <w:t xml:space="preserve"> lanza 400 (sin BD)</w:t>
             </w:r>
           </w:p>
         </w:tc>
@@ -9088,17 +9383,7 @@
                 <w:sz w:val="14"/>
                 <w:szCs w:val="14"/>
               </w:rPr>
-              <w:t xml:space="preserve">Validaciones </w:t>
-            </w:r>
-            <w:r>
-              <w:rPr>
-                <w:rFonts w:ascii="Calibri" w:hAnsi="Calibri"/>
-                <w:color w:val="000000"/>
-                <w:sz w:val="14"/>
-                <w:szCs w:val="14"/>
-              </w:rPr>
-              <w:lastRenderedPageBreak/>
-              <w:t>Seguridad</w:t>
+              <w:t>Validaciones Seguridad</w:t>
             </w:r>
           </w:p>
         </w:tc>
@@ -9124,8 +9409,37 @@
                 <w:sz w:val="14"/>
                 <w:szCs w:val="14"/>
               </w:rPr>
+              <w:t>consumoService</w:t>
+            </w:r>
+            <w:proofErr w:type="spellEnd"/>
+            <w:r>
+              <w:rPr>
+                <w:rFonts w:ascii="Calibri" w:hAnsi="Calibri"/>
+                <w:color w:val="000000"/>
+                <w:sz w:val="14"/>
+                <w:szCs w:val="14"/>
+              </w:rPr>
+              <w:t xml:space="preserve"> </w:t>
+            </w:r>
+            <w:proofErr w:type="spellStart"/>
+            <w:r>
+              <w:rPr>
+                <w:rFonts w:ascii="Calibri" w:hAnsi="Calibri"/>
+                <w:color w:val="000000"/>
+                <w:sz w:val="14"/>
+                <w:szCs w:val="14"/>
+              </w:rPr>
+              <w:t>pre-validacion</w:t>
+            </w:r>
+            <w:r>
+              <w:rPr>
+                <w:rFonts w:ascii="Calibri" w:hAnsi="Calibri"/>
+                <w:color w:val="000000"/>
+                <w:sz w:val="14"/>
+                <w:szCs w:val="14"/>
+              </w:rPr>
               <w:lastRenderedPageBreak/>
-              <w:t>consumoService</w:t>
+              <w:t>es</w:t>
             </w:r>
             <w:proofErr w:type="spellEnd"/>
             <w:r>
@@ -9135,7 +9449,7 @@
                 <w:sz w:val="14"/>
                 <w:szCs w:val="14"/>
               </w:rPr>
-              <w:t xml:space="preserve"> </w:t>
+              <w:t xml:space="preserve">: </w:t>
             </w:r>
             <w:proofErr w:type="spellStart"/>
             <w:r>
@@ -9145,17 +9459,7 @@
                 <w:sz w:val="14"/>
                 <w:szCs w:val="14"/>
               </w:rPr>
-              <w:t>pre-</w:t>
-            </w:r>
-            <w:r>
-              <w:rPr>
-                <w:rFonts w:ascii="Calibri" w:hAnsi="Calibri"/>
-                <w:color w:val="000000"/>
-                <w:sz w:val="14"/>
-                <w:szCs w:val="14"/>
-              </w:rPr>
-              <w:lastRenderedPageBreak/>
-              <w:t>validaciones</w:t>
+              <w:t>idProyecto</w:t>
             </w:r>
             <w:proofErr w:type="spellEnd"/>
             <w:r>
@@ -9165,27 +9469,25 @@
                 <w:sz w:val="14"/>
                 <w:szCs w:val="14"/>
               </w:rPr>
-              <w:t xml:space="preserve">: </w:t>
-            </w:r>
-            <w:proofErr w:type="spellStart"/>
-            <w:r>
-              <w:rPr>
-                <w:rFonts w:ascii="Calibri" w:hAnsi="Calibri"/>
-                <w:color w:val="000000"/>
-                <w:sz w:val="14"/>
-                <w:szCs w:val="14"/>
-              </w:rPr>
-              <w:t>idProyecto</w:t>
-            </w:r>
-            <w:proofErr w:type="spellEnd"/>
-            <w:r>
-              <w:rPr>
-                <w:rFonts w:ascii="Calibri" w:hAnsi="Calibri"/>
-                <w:color w:val="000000"/>
-                <w:sz w:val="14"/>
-                <w:szCs w:val="14"/>
-              </w:rPr>
-              <w:t xml:space="preserve"> vacío → lanza 400 (sin BD)</w:t>
+              <w:t xml:space="preserve"> vacío </w:t>
+            </w:r>
+            <w:r>
+              <w:rPr>
+                <w:rFonts w:ascii="Calibri" w:hAnsi="Calibri"/>
+                <w:color w:val="000000"/>
+                <w:sz w:val="14"/>
+                <w:szCs w:val="14"/>
+              </w:rPr>
+              <w:t>,</w:t>
+            </w:r>
+            <w:r>
+              <w:rPr>
+                <w:rFonts w:ascii="Calibri" w:hAnsi="Calibri"/>
+                <w:color w:val="000000"/>
+                <w:sz w:val="14"/>
+                <w:szCs w:val="14"/>
+              </w:rPr>
+              <w:t xml:space="preserve"> lanza 400 (sin BD)</w:t>
             </w:r>
           </w:p>
         </w:tc>
@@ -9236,7 +9538,7 @@
                 <w:sz w:val="14"/>
                 <w:szCs w:val="14"/>
               </w:rPr>
-              <w:t>Servicio consumo.servi</w:t>
+              <w:t xml:space="preserve">Servicio consumo.service.js </w:t>
             </w:r>
             <w:r>
               <w:rPr>
@@ -9244,7 +9546,7 @@
                 <w:szCs w:val="14"/>
               </w:rPr>
               <w:lastRenderedPageBreak/>
-              <w:t xml:space="preserve">ce.js disponible. </w:t>
+              <w:t xml:space="preserve">disponible. </w:t>
             </w:r>
             <w:proofErr w:type="spellStart"/>
             <w:r>
@@ -9324,31 +9626,31 @@
                 <w:sz w:val="14"/>
                 <w:szCs w:val="14"/>
               </w:rPr>
+              <w:t>idProyecto</w:t>
+            </w:r>
+            <w:proofErr w:type="spellEnd"/>
+            <w:r>
+              <w:rPr>
+                <w:sz w:val="14"/>
+                <w:szCs w:val="14"/>
+              </w:rPr>
+              <w:t>: ''.</w:t>
+            </w:r>
+          </w:p>
+          <w:p>
+            <w:pPr>
+              <w:jc w:val="center"/>
+              <w:rPr>
+                <w:sz w:val="14"/>
+                <w:szCs w:val="14"/>
+              </w:rPr>
+            </w:pPr>
+            <w:r>
+              <w:rPr>
+                <w:sz w:val="14"/>
+                <w:szCs w:val="14"/>
+              </w:rPr>
               <w:lastRenderedPageBreak/>
-              <w:t>idProyecto</w:t>
-            </w:r>
-            <w:proofErr w:type="spellEnd"/>
-            <w:r>
-              <w:rPr>
-                <w:sz w:val="14"/>
-                <w:szCs w:val="14"/>
-              </w:rPr>
-              <w:t>: ''.</w:t>
-            </w:r>
-          </w:p>
-          <w:p>
-            <w:pPr>
-              <w:jc w:val="center"/>
-              <w:rPr>
-                <w:sz w:val="14"/>
-                <w:szCs w:val="14"/>
-              </w:rPr>
-            </w:pPr>
-            <w:r>
-              <w:rPr>
-                <w:sz w:val="14"/>
-                <w:szCs w:val="14"/>
-              </w:rPr>
               <w:t xml:space="preserve">2. Mantener idMaterial, </w:t>
             </w:r>
             <w:proofErr w:type="spellStart"/>
@@ -9452,17 +9754,7 @@
                 <w:sz w:val="14"/>
                 <w:szCs w:val="14"/>
               </w:rPr>
-              <w:t>==</w:t>
-            </w:r>
-            <w:r>
-              <w:rPr>
-                <w:rFonts w:ascii="Calibri" w:hAnsi="Calibri"/>
-                <w:color w:val="000000"/>
-                <w:sz w:val="14"/>
-                <w:szCs w:val="14"/>
-              </w:rPr>
-              <w:lastRenderedPageBreak/>
-              <w:t>=400.</w:t>
+              <w:t>===400.</w:t>
             </w:r>
           </w:p>
         </w:tc>
@@ -9488,7 +9780,6 @@
                 <w:sz w:val="14"/>
                 <w:szCs w:val="14"/>
               </w:rPr>
-              <w:lastRenderedPageBreak/>
               <w:t>errLanzado.status</w:t>
             </w:r>
             <w:proofErr w:type="spellEnd"/>
@@ -9499,17 +9790,7 @@
                 <w:sz w:val="14"/>
                 <w:szCs w:val="14"/>
               </w:rPr>
-              <w:t>=4</w:t>
-            </w:r>
-            <w:r>
-              <w:rPr>
-                <w:rFonts w:ascii="Calibri" w:hAnsi="Calibri"/>
-                <w:color w:val="000000"/>
-                <w:sz w:val="14"/>
-                <w:szCs w:val="14"/>
-              </w:rPr>
-              <w:lastRenderedPageBreak/>
-              <w:t>00.</w:t>
+              <w:t>=400.</w:t>
             </w:r>
           </w:p>
         </w:tc>
@@ -9534,7 +9815,6 @@
                 <w:sz w:val="14"/>
                 <w:szCs w:val="14"/>
               </w:rPr>
-              <w:lastRenderedPageBreak/>
               <w:t>PASS</w:t>
             </w:r>
           </w:p>
@@ -9560,7 +9840,7 @@
                 <w:sz w:val="14"/>
                 <w:szCs w:val="14"/>
               </w:rPr>
-              <w:t>sprint9_consumo_inv</w:t>
+              <w:t>sprint9_consumo_inventario.tes</w:t>
             </w:r>
             <w:r>
               <w:rPr>
@@ -9570,7 +9850,7 @@
                 <w:szCs w:val="14"/>
               </w:rPr>
               <w:lastRenderedPageBreak/>
-              <w:t>entario.test.js – Test 18</w:t>
+              <w:t>t.js – Test 18</w:t>
             </w:r>
           </w:p>
         </w:tc>
@@ -9597,6 +9877,7 @@
                 <w:sz w:val="14"/>
                 <w:szCs w:val="14"/>
               </w:rPr>
+              <w:lastRenderedPageBreak/>
               <w:t>CP-212</w:t>
             </w:r>
           </w:p>
@@ -9647,7 +9928,25 @@
                 <w:sz w:val="14"/>
                 <w:szCs w:val="14"/>
               </w:rPr>
-              <w:t xml:space="preserve">CA HU-S9-4: POST consumir Admin válido → pasa RBAC (201/400/404/422/500, nunca 403 por RBAC). Si 201: </w:t>
+              <w:t xml:space="preserve">CA HU-S9-4: POST consumir Admin válido </w:t>
+            </w:r>
+            <w:r>
+              <w:rPr>
+                <w:rFonts w:ascii="Calibri" w:hAnsi="Calibri"/>
+                <w:color w:val="000000"/>
+                <w:sz w:val="14"/>
+                <w:szCs w:val="14"/>
+              </w:rPr>
+              <w:t>,</w:t>
+            </w:r>
+            <w:r>
+              <w:rPr>
+                <w:rFonts w:ascii="Calibri" w:hAnsi="Calibri"/>
+                <w:color w:val="000000"/>
+                <w:sz w:val="14"/>
+                <w:szCs w:val="14"/>
+              </w:rPr>
+              <w:t xml:space="preserve"> pasa RBAC (201/400/404/422/500, nunca 403 por RBAC). Si 201: </w:t>
             </w:r>
             <w:proofErr w:type="spellStart"/>
             <w:r>
@@ -10570,7 +10869,25 @@
                 <w:sz w:val="14"/>
                 <w:szCs w:val="14"/>
               </w:rPr>
-              <w:t xml:space="preserve">GET historial sin token → 401 </w:t>
+              <w:t xml:space="preserve">GET historial sin token </w:t>
+            </w:r>
+            <w:r>
+              <w:rPr>
+                <w:rFonts w:ascii="Calibri" w:hAnsi="Calibri"/>
+                <w:color w:val="000000"/>
+                <w:sz w:val="14"/>
+                <w:szCs w:val="14"/>
+              </w:rPr>
+              <w:t>,</w:t>
+            </w:r>
+            <w:r>
+              <w:rPr>
+                <w:rFonts w:ascii="Calibri" w:hAnsi="Calibri"/>
+                <w:color w:val="000000"/>
+                <w:sz w:val="14"/>
+                <w:szCs w:val="14"/>
+              </w:rPr>
+              <w:t xml:space="preserve"> 401 </w:t>
             </w:r>
             <w:proofErr w:type="spellStart"/>
             <w:r>
@@ -10897,7 +11214,25 @@
                 <w:sz w:val="14"/>
                 <w:szCs w:val="14"/>
               </w:rPr>
-              <w:t>GET historial con Admin → 200/404/500 (no 401, no 403). Si 200: solo movimientos SALIDA</w:t>
+              <w:t xml:space="preserve">GET historial con Admin </w:t>
+            </w:r>
+            <w:r>
+              <w:rPr>
+                <w:rFonts w:ascii="Calibri" w:hAnsi="Calibri"/>
+                <w:color w:val="000000"/>
+                <w:sz w:val="14"/>
+                <w:szCs w:val="14"/>
+              </w:rPr>
+              <w:t>,</w:t>
+            </w:r>
+            <w:r>
+              <w:rPr>
+                <w:rFonts w:ascii="Calibri" w:hAnsi="Calibri"/>
+                <w:color w:val="000000"/>
+                <w:sz w:val="14"/>
+                <w:szCs w:val="14"/>
+              </w:rPr>
+              <w:t xml:space="preserve"> 200/404/500 (no 401, no 403). Si 200: solo movimientos SALIDA</w:t>
             </w:r>
           </w:p>
         </w:tc>
@@ -11217,7 +11552,25 @@
                 <w:sz w:val="14"/>
                 <w:szCs w:val="14"/>
               </w:rPr>
-              <w:t>GET historial con Residente → pasa RBAC (200/403/404/500)</w:t>
+              <w:t xml:space="preserve">GET historial con Residente </w:t>
+            </w:r>
+            <w:r>
+              <w:rPr>
+                <w:rFonts w:ascii="Calibri" w:hAnsi="Calibri"/>
+                <w:color w:val="000000"/>
+                <w:sz w:val="14"/>
+                <w:szCs w:val="14"/>
+              </w:rPr>
+              <w:t>,</w:t>
+            </w:r>
+            <w:r>
+              <w:rPr>
+                <w:rFonts w:ascii="Calibri" w:hAnsi="Calibri"/>
+                <w:color w:val="000000"/>
+                <w:sz w:val="14"/>
+                <w:szCs w:val="14"/>
+              </w:rPr>
+              <w:t xml:space="preserve"> pasa RBAC (200/403/404/500)</w:t>
             </w:r>
           </w:p>
         </w:tc>
@@ -11517,7 +11870,25 @@
                 <w:sz w:val="14"/>
                 <w:szCs w:val="14"/>
               </w:rPr>
-              <w:t>GET historial con Bodeguero → pasa RBAC (200/403/404/500)</w:t>
+              <w:t xml:space="preserve">GET historial con Bodeguero </w:t>
+            </w:r>
+            <w:r>
+              <w:rPr>
+                <w:rFonts w:ascii="Calibri" w:hAnsi="Calibri"/>
+                <w:color w:val="000000"/>
+                <w:sz w:val="14"/>
+                <w:szCs w:val="14"/>
+              </w:rPr>
+              <w:t>,</w:t>
+            </w:r>
+            <w:r>
+              <w:rPr>
+                <w:rFonts w:ascii="Calibri" w:hAnsi="Calibri"/>
+                <w:color w:val="000000"/>
+                <w:sz w:val="14"/>
+                <w:szCs w:val="14"/>
+              </w:rPr>
+              <w:t xml:space="preserve"> pasa RBAC (200/403/404/500)</w:t>
             </w:r>
           </w:p>
         </w:tc>
@@ -11640,8 +12011,15 @@
                 <w:sz w:val="14"/>
                 <w:szCs w:val="14"/>
               </w:rPr>
+              <w:t xml:space="preserve">4. Validar que la </w:t>
+            </w:r>
+            <w:r>
+              <w:rPr>
+                <w:sz w:val="14"/>
+                <w:szCs w:val="14"/>
+              </w:rPr>
               <w:lastRenderedPageBreak/>
-              <w:t>4. Validar que la respuesta sea controlada por acceso o disponibilidad de BD.</w:t>
+              <w:t>respuesta sea controlada por acceso o disponibilidad de BD.</w:t>
             </w:r>
           </w:p>
         </w:tc>
@@ -12843,7 +13221,25 @@
                 <w:sz w:val="14"/>
                 <w:szCs w:val="14"/>
               </w:rPr>
-              <w:t xml:space="preserve">CA HU-S9-3: stock insuficiente → </w:t>
+              <w:t xml:space="preserve">CA HU-S9-3: stock insuficiente </w:t>
+            </w:r>
+            <w:r>
+              <w:rPr>
+                <w:rFonts w:ascii="Calibri" w:hAnsi="Calibri"/>
+                <w:color w:val="000000"/>
+                <w:sz w:val="14"/>
+                <w:szCs w:val="14"/>
+              </w:rPr>
+              <w:t>,</w:t>
+            </w:r>
+            <w:r>
+              <w:rPr>
+                <w:rFonts w:ascii="Calibri" w:hAnsi="Calibri"/>
+                <w:color w:val="000000"/>
+                <w:sz w:val="14"/>
+                <w:szCs w:val="14"/>
+              </w:rPr>
+              <w:t xml:space="preserve"> </w:t>
             </w:r>
             <w:proofErr w:type="spellStart"/>
             <w:r>
@@ -13376,7 +13772,25 @@
                 <w:sz w:val="14"/>
                 <w:szCs w:val="14"/>
               </w:rPr>
-              <w:t xml:space="preserve">CA HU-S9-3: proyecto ajeno → </w:t>
+              <w:t xml:space="preserve">CA HU-S9-3: proyecto ajeno </w:t>
+            </w:r>
+            <w:r>
+              <w:rPr>
+                <w:rFonts w:ascii="Calibri" w:hAnsi="Calibri"/>
+                <w:color w:val="000000"/>
+                <w:sz w:val="14"/>
+                <w:szCs w:val="14"/>
+              </w:rPr>
+              <w:t>,</w:t>
+            </w:r>
+            <w:r>
+              <w:rPr>
+                <w:rFonts w:ascii="Calibri" w:hAnsi="Calibri"/>
+                <w:color w:val="000000"/>
+                <w:sz w:val="14"/>
+                <w:szCs w:val="14"/>
+              </w:rPr>
+              <w:t xml:space="preserve"> </w:t>
             </w:r>
             <w:proofErr w:type="spellStart"/>
             <w:r>
@@ -13817,7 +14231,25 @@
                 <w:sz w:val="14"/>
                 <w:szCs w:val="14"/>
               </w:rPr>
-              <w:t>CA HU-S9-3: proyecto INACTIVO → lanza 422 PROYECTO_INACTIVO (</w:t>
+              <w:t xml:space="preserve">CA HU-S9-3: proyecto INACTIVO </w:t>
+            </w:r>
+            <w:r>
+              <w:rPr>
+                <w:rFonts w:ascii="Calibri" w:hAnsi="Calibri"/>
+                <w:color w:val="000000"/>
+                <w:sz w:val="14"/>
+                <w:szCs w:val="14"/>
+              </w:rPr>
+              <w:t>,</w:t>
+            </w:r>
+            <w:r>
+              <w:rPr>
+                <w:rFonts w:ascii="Calibri" w:hAnsi="Calibri"/>
+                <w:color w:val="000000"/>
+                <w:sz w:val="14"/>
+                <w:szCs w:val="14"/>
+              </w:rPr>
+              <w:t xml:space="preserve"> lanza 422 PROYECTO_INACTIVO (</w:t>
             </w:r>
             <w:proofErr w:type="spellStart"/>
             <w:r>
@@ -15101,7 +15533,39 @@
                 <w:color w:val="000000"/>
                 <w:sz w:val="20"/>
               </w:rPr>
-              <w:t xml:space="preserve"> → aprobar → </w:t>
+              <w:t xml:space="preserve"> </w:t>
+            </w:r>
+            <w:r>
+              <w:rPr>
+                <w:rFonts w:ascii="Calibri" w:hAnsi="Calibri"/>
+                <w:color w:val="000000"/>
+                <w:sz w:val="20"/>
+              </w:rPr>
+              <w:t>,</w:t>
+            </w:r>
+            <w:r>
+              <w:rPr>
+                <w:rFonts w:ascii="Calibri" w:hAnsi="Calibri"/>
+                <w:color w:val="000000"/>
+                <w:sz w:val="20"/>
+              </w:rPr>
+              <w:t xml:space="preserve"> aprobar </w:t>
+            </w:r>
+            <w:r>
+              <w:rPr>
+                <w:rFonts w:ascii="Calibri" w:hAnsi="Calibri"/>
+                <w:color w:val="000000"/>
+                <w:sz w:val="20"/>
+              </w:rPr>
+              <w:t>,</w:t>
+            </w:r>
+            <w:r>
+              <w:rPr>
+                <w:rFonts w:ascii="Calibri" w:hAnsi="Calibri"/>
+                <w:color w:val="000000"/>
+                <w:sz w:val="20"/>
+              </w:rPr>
+              <w:t xml:space="preserve"> </w:t>
             </w:r>
             <w:proofErr w:type="spellStart"/>
             <w:r>
@@ -15119,7 +15583,23 @@
                 <w:color w:val="000000"/>
                 <w:sz w:val="20"/>
               </w:rPr>
-              <w:t xml:space="preserve"> → consumir.</w:t>
+              <w:t xml:space="preserve"> </w:t>
+            </w:r>
+            <w:r>
+              <w:rPr>
+                <w:rFonts w:ascii="Calibri" w:hAnsi="Calibri"/>
+                <w:color w:val="000000"/>
+                <w:sz w:val="20"/>
+              </w:rPr>
+              <w:t>,</w:t>
+            </w:r>
+            <w:r>
+              <w:rPr>
+                <w:rFonts w:ascii="Calibri" w:hAnsi="Calibri"/>
+                <w:color w:val="000000"/>
+                <w:sz w:val="20"/>
+              </w:rPr>
+              <w:t xml:space="preserve"> consumir.</w:t>
             </w:r>
           </w:p>
         </w:tc>
@@ -16600,6 +17080,7 @@
   <w:style w:type="character" w:default="1" w:styleId="Fuentedeprrafopredeter">
     <w:name w:val="Default Paragraph Font"/>
     <w:uiPriority w:val="1"/>
+    <w:semiHidden/>
     <w:unhideWhenUsed/>
   </w:style>
   <w:style w:type="table" w:default="1" w:styleId="Tablanormal">
